--- a/docs/FIELD_ROTATION_REPORT.docx
+++ b/docs/FIELD_ROTATION_REPORT.docx
@@ -436,7 +436,7 @@
       </w:r>
     </w:p>
     <w:bookmarkEnd w:id="9"/>
-    <w:bookmarkStart w:id="13" w:name="Xc90a2c7b3ff6288b7a3c3983c531ff057a32c3e"/>
+    <w:bookmarkStart w:id="13" w:name="X46b1991bb368d995b8aa7833ce26fbe81836b0a"/>
     <w:p>
       <w:pPr>
         <w:pStyle w:val="Heading2"/>
@@ -554,7 +554,7 @@
               <a:graphicData uri="http://schemas.openxmlformats.org/drawingml/2006/picture">
                 <pic:pic>
                   <pic:nvPicPr>
-                    <pic:cNvPr descr="notebooks/figures/report_fig_model.png" id="12" name="Picture"/>
+                    <pic:cNvPr descr="../notebooks/figures/report_fig_model.png" id="12" name="Picture"/>
                     <pic:cNvPicPr>
                       <a:picLocks noChangeArrowheads="1" noChangeAspect="1"/>
                     </pic:cNvPicPr>
@@ -687,7 +687,7 @@
       </w:r>
     </w:p>
     <w:bookmarkEnd w:id="13"/>
-    <w:bookmarkStart w:id="17" w:name="Xbc33ed39cf7fdc2a1a2c6362d3007576b3cd930"/>
+    <w:bookmarkStart w:id="17" w:name="X77b440bb8651f826542ade376947ff9f12f6f3b"/>
     <w:p>
       <w:pPr>
         <w:pStyle w:val="Heading2"/>
@@ -822,7 +822,7 @@
               <a:graphicData uri="http://schemas.openxmlformats.org/drawingml/2006/picture">
                 <pic:pic>
                   <pic:nvPicPr>
-                    <pic:cNvPr descr="notebooks/figures/report_fig_measured.png" id="16" name="Picture"/>
+                    <pic:cNvPr descr="../notebooks/figures/report_fig_measured.png" id="16" name="Picture"/>
                     <pic:cNvPicPr>
                       <a:picLocks noChangeArrowheads="1" noChangeAspect="1"/>
                     </pic:cNvPicPr>
@@ -891,7 +891,7 @@
       </w:r>
     </w:p>
     <w:bookmarkEnd w:id="17"/>
-    <w:bookmarkStart w:id="28" w:name="X46580392cc2471ca73eaf61822bdd82d7acf62c"/>
+    <w:bookmarkStart w:id="28" w:name="Xb698519acb825ed53902a34e8f57145dee6afe4"/>
     <w:p>
       <w:pPr>
         <w:pStyle w:val="Heading2"/>
@@ -940,7 +940,7 @@
               <a:graphicData uri="http://schemas.openxmlformats.org/drawingml/2006/picture">
                 <pic:pic>
                   <pic:nvPicPr>
-                    <pic:cNvPr descr="notebooks/figures/report_fig_scatter.png" id="20" name="Picture"/>
+                    <pic:cNvPr descr="../notebooks/figures/report_fig_scatter.png" id="20" name="Picture"/>
                     <pic:cNvPicPr>
                       <a:picLocks noChangeArrowheads="1" noChangeAspect="1"/>
                     </pic:cNvPicPr>
@@ -1084,7 +1084,7 @@
               <a:graphicData uri="http://schemas.openxmlformats.org/drawingml/2006/picture">
                 <pic:pic>
                   <pic:nvPicPr>
-                    <pic:cNvPr descr="notebooks/figures/region_scatter.png" id="24" name="Picture"/>
+                    <pic:cNvPr descr="../notebooks/figures/region_scatter.png" id="24" name="Picture"/>
                     <pic:cNvPicPr>
                       <a:picLocks noChangeArrowheads="1" noChangeAspect="1"/>
                     </pic:cNvPicPr>
@@ -1424,7 +1424,7 @@
     </w:p>
     <w:bookmarkEnd w:id="27"/>
     <w:bookmarkEnd w:id="28"/>
-    <w:bookmarkStart w:id="37" w:name="part-4-the-recalibrated-model-validated"/>
+    <w:bookmarkStart w:id="37" w:name="Xc53842adc0c72cf9fe6476d81042e15a7e45d3e"/>
     <w:p>
       <w:pPr>
         <w:pStyle w:val="Heading2"/>
@@ -1532,7 +1532,7 @@
               <a:graphicData uri="http://schemas.openxmlformats.org/drawingml/2006/picture">
                 <pic:pic>
                   <pic:nvPicPr>
-                    <pic:cNvPr descr="notebooks/figures/report_fig_validation.png" id="31" name="Picture"/>
+                    <pic:cNvPr descr="../notebooks/figures/report_fig_validation.png" id="31" name="Picture"/>
                     <pic:cNvPicPr>
                       <a:picLocks noChangeArrowheads="1" noChangeAspect="1"/>
                     </pic:cNvPicPr>
@@ -2750,7 +2750,7 @@
               <a:graphicData uri="http://schemas.openxmlformats.org/drawingml/2006/picture">
                 <pic:pic>
                   <pic:nvPicPr>
-                    <pic:cNvPr descr="notebooks/figures/report_fig_new_residual.png" id="34" name="Picture"/>
+                    <pic:cNvPr descr="../notebooks/figures/report_fig_new_residual.png" id="34" name="Picture"/>
                     <pic:cNvPicPr>
                       <a:picLocks noChangeArrowheads="1" noChangeAspect="1"/>
                     </pic:cNvPicPr>
@@ -2813,7 +2813,7 @@
         <w:t xml:space="preserve">recalibrated* model, same grid as Fig. 2. Visibly flatter and closer to zero across the sky.*</w:t>
       </w:r>
     </w:p>
-    <w:bookmarkStart w:id="35" w:name="Xc711bdd37b69886e8a6bcd3fb19258f1f7bb61b"/>
+    <w:bookmarkStart w:id="35" w:name="X4680e8736f782b5fe762c2763a9577d8b443e3d"/>
     <w:p>
       <w:pPr>
         <w:pStyle w:val="Heading3"/>
@@ -3463,7 +3463,7 @@
     </w:p>
     <w:bookmarkEnd w:id="36"/>
     <w:bookmarkEnd w:id="37"/>
-    <w:bookmarkStart w:id="41" w:name="X9130a153b5b28ebded78377f9c9f215e7f1ddb7"/>
+    <w:bookmarkStart w:id="41" w:name="X72a15b4538c90a055c26178b11c3956ab1e7cf9"/>
     <w:p>
       <w:pPr>
         <w:pStyle w:val="Heading2"/>
@@ -3750,7 +3750,7 @@
       </w:r>
     </w:p>
     <w:bookmarkEnd w:id="39"/>
-    <w:bookmarkStart w:id="40" w:name="X0b524a5bbd5ff15f434874e63845e2495e4aaed"/>
+    <w:bookmarkStart w:id="40" w:name="X2f969f8e1666062451eefd4bac68848f3bed82f"/>
     <w:p>
       <w:pPr>
         <w:pStyle w:val="Heading3"/>
@@ -4108,7 +4108,7 @@
     </w:p>
     <w:bookmarkEnd w:id="40"/>
     <w:bookmarkEnd w:id="41"/>
-    <w:bookmarkStart w:id="43" w:name="conclusion-recommendation"/>
+    <w:bookmarkStart w:id="43" w:name="conclusion--recommendation"/>
     <w:p>
       <w:pPr>
         <w:pStyle w:val="Heading2"/>
